--- a/Documents/miHoYo-资深关卡策划（大世界方向）笔试题-预研项目.docx
+++ b/Documents/miHoYo-资深关卡策划（大世界方向）笔试题-预研项目.docx
@@ -1,116 +1,116 @@
 
 <file path=word/document.xml><?xml version="1.0" encoding="utf-8"?>
-<w:document xmlns:wpc="http://schemas.microsoft.com/office/word/2010/wordprocessingCanvas" xmlns:cx="http://schemas.microsoft.com/office/drawing/2014/chartex" xmlns:cx1="http://schemas.microsoft.com/office/drawing/2015/9/8/chartex" xmlns:cx2="http://schemas.microsoft.com/office/drawing/2015/10/21/chartex" xmlns:cx3="http://schemas.microsoft.com/office/drawing/2016/5/9/chartex" xmlns:cx4="http://schemas.microsoft.com/office/drawing/2016/5/10/chartex" xmlns:cx5="http://schemas.microsoft.com/office/drawing/2016/5/11/chartex" xmlns:cx6="http://schemas.microsoft.com/office/drawing/2016/5/12/chartex" xmlns:cx7="http://schemas.microsoft.com/office/drawing/2016/5/13/chartex" xmlns:cx8="http://schemas.microsoft.com/office/drawing/2016/5/14/chartex" xmlns:mc="http://schemas.openxmlformats.org/markup-compatibility/2006" xmlns:aink="http://schemas.microsoft.com/office/drawing/2016/ink" xmlns:am3d="http://schemas.microsoft.com/office/drawing/2017/model3d" xmlns:o="urn:schemas-microsoft-com:office:office" xmlns:r="http://schemas.openxmlformats.org/officeDocument/2006/relationships" xmlns:m="http://schemas.openxmlformats.org/officeDocument/2006/math" xmlns:v="urn:schemas-microsoft-com:vml" xmlns:wp14="http://schemas.microsoft.com/office/word/2010/wordprocessingDrawing" xmlns:wp="http://schemas.openxmlformats.org/drawingml/2006/wordprocessingDrawing" xmlns:w10="urn:schemas-microsoft-com:office:word" xmlns:w="http://schemas.openxmlformats.org/wordprocessingml/2006/main" xmlns:w14="http://schemas.microsoft.com/office/word/2010/wordml" xmlns:w15="http://schemas.microsoft.com/office/word/2012/wordml" xmlns:w16cex="http://schemas.microsoft.com/office/word/2018/wordml/cex" xmlns:w16cid="http://schemas.microsoft.com/office/word/2016/wordml/cid" xmlns:w16="http://schemas.microsoft.com/office/word/2018/wordml" xmlns:w16sdtdh="http://schemas.microsoft.com/office/word/2020/wordml/sdtdatahash" xmlns:w16se="http://schemas.microsoft.com/office/word/2015/wordml/symex" xmlns:wpg="http://schemas.microsoft.com/office/word/2010/wordprocessingGroup" xmlns:wpi="http://schemas.microsoft.com/office/word/2010/wordprocessingInk" xmlns:wne="http://schemas.microsoft.com/office/word/2006/wordml" xmlns:wps="http://schemas.microsoft.com/office/word/2010/wordprocessingShape" mc:Ignorable="w14 w15 w16se w16cid w16 w16cex w16sdtdh wp14">
+<w:document xmlns:wpc="http://schemas.microsoft.com/office/word/2010/wordprocessingCanvas" xmlns:cx="http://schemas.microsoft.com/office/drawing/2014/chartex" xmlns:cx1="http://schemas.microsoft.com/office/drawing/2015/9/8/chartex" xmlns:cx2="http://schemas.microsoft.com/office/drawing/2015/10/21/chartex" xmlns:cx3="http://schemas.microsoft.com/office/drawing/2016/5/9/chartex" xmlns:cx4="http://schemas.microsoft.com/office/drawing/2016/5/10/chartex" xmlns:cx5="http://schemas.microsoft.com/office/drawing/2016/5/11/chartex" xmlns:cx6="http://schemas.microsoft.com/office/drawing/2016/5/12/chartex" xmlns:cx7="http://schemas.microsoft.com/office/drawing/2016/5/13/chartex" xmlns:cx8="http://schemas.microsoft.com/office/drawing/2016/5/14/chartex" xmlns:mc="http://schemas.openxmlformats.org/markup-compatibility/2006" xmlns:aink="http://schemas.microsoft.com/office/drawing/2016/ink" xmlns:am3d="http://schemas.microsoft.com/office/drawing/2017/model3d" xmlns:o="urn:schemas-microsoft-com:office:office" xmlns:oel="http://schemas.microsoft.com/office/2019/extlst" xmlns:r="http://schemas.openxmlformats.org/officeDocument/2006/relationships" xmlns:m="http://schemas.openxmlformats.org/officeDocument/2006/math" xmlns:v="urn:schemas-microsoft-com:vml" xmlns:wp14="http://schemas.microsoft.com/office/word/2010/wordprocessingDrawing" xmlns:wp="http://schemas.openxmlformats.org/drawingml/2006/wordprocessingDrawing" xmlns:w10="urn:schemas-microsoft-com:office:word" xmlns:w="http://schemas.openxmlformats.org/wordprocessingml/2006/main" xmlns:w14="http://schemas.microsoft.com/office/word/2010/wordml" xmlns:w15="http://schemas.microsoft.com/office/word/2012/wordml" xmlns:w16cex="http://schemas.microsoft.com/office/word/2018/wordml/cex" xmlns:w16cid="http://schemas.microsoft.com/office/word/2016/wordml/cid" xmlns:w16="http://schemas.microsoft.com/office/word/2018/wordml" xmlns:w16sdtdh="http://schemas.microsoft.com/office/word/2020/wordml/sdtdatahash" xmlns:w16se="http://schemas.microsoft.com/office/word/2015/wordml/symex" xmlns:wpg="http://schemas.microsoft.com/office/word/2010/wordprocessingGroup" xmlns:wpi="http://schemas.microsoft.com/office/word/2010/wordprocessingInk" xmlns:wne="http://schemas.microsoft.com/office/word/2006/wordml" xmlns:wps="http://schemas.microsoft.com/office/word/2010/wordprocessingShape" mc:Ignorable="w14 w15 w16se w16cid w16 w16cex w16sdtdh wp14">
   <w:body>
     <w:p>
       <w:pPr>
         <w:pStyle w:val="1"/>
         <w:rPr>
+          <w:rFonts w:eastAsiaTheme="minorHAnsi" w:hint="eastAsia"/>
+        </w:rPr>
+      </w:pPr>
+      <w:r>
+        <w:rPr>
           <w:rFonts w:eastAsiaTheme="minorHAnsi"/>
         </w:rPr>
-      </w:pPr>
+        <w:t xml:space="preserve">关卡测试题 </w:t>
+      </w:r>
+    </w:p>
+    <w:p>
+      <w:pPr>
+        <w:pStyle w:val="2"/>
+        <w:rPr>
+          <w:rFonts w:asciiTheme="minorHAnsi" w:eastAsiaTheme="minorHAnsi" w:hAnsiTheme="minorHAnsi" w:hint="eastAsia"/>
+        </w:rPr>
+      </w:pPr>
+      <w:r>
+        <w:rPr>
+          <w:rFonts w:asciiTheme="minorHAnsi" w:eastAsiaTheme="minorHAnsi" w:hAnsiTheme="minorHAnsi"/>
+        </w:rPr>
+        <w:t>题目：</w:t>
+      </w:r>
+    </w:p>
+    <w:p>
+      <w:pPr>
+        <w:ind w:firstLineChars="200" w:firstLine="420"/>
+        <w:rPr>
+          <w:rFonts w:eastAsiaTheme="minorHAnsi" w:hint="eastAsia"/>
+        </w:rPr>
+      </w:pPr>
+      <w:r>
+        <w:rPr>
+          <w:rFonts w:eastAsiaTheme="minorHAnsi" w:hint="eastAsia"/>
+        </w:rPr>
+        <w:t>设计一个约3</w:t>
+      </w:r>
       <w:r>
         <w:rPr>
           <w:rFonts w:eastAsiaTheme="minorHAnsi"/>
         </w:rPr>
-        <w:t xml:space="preserve">关卡测试题 </w:t>
-      </w:r>
-    </w:p>
-    <w:p>
-      <w:pPr>
-        <w:pStyle w:val="2"/>
-        <w:rPr>
-          <w:rFonts w:asciiTheme="minorHAnsi" w:eastAsiaTheme="minorHAnsi" w:hAnsiTheme="minorHAnsi"/>
-        </w:rPr>
-      </w:pPr>
-      <w:r>
-        <w:rPr>
-          <w:rFonts w:asciiTheme="minorHAnsi" w:eastAsiaTheme="minorHAnsi" w:hAnsiTheme="minorHAnsi"/>
-        </w:rPr>
-        <w:t>题目：</w:t>
+        <w:t>00*300</w:t>
+      </w:r>
+      <w:r>
+        <w:rPr>
+          <w:rFonts w:eastAsiaTheme="minorHAnsi" w:hint="eastAsia"/>
+        </w:rPr>
+        <w:t>m大小的开放关卡区域并赋予一个主题概念</w:t>
+      </w:r>
+      <w:r>
+        <w:rPr>
+          <w:rFonts w:eastAsiaTheme="minorHAnsi" w:hint="eastAsia"/>
+        </w:rPr>
+        <w:t>（例如：古代森林、赛博都市、蒸汽沙海等等）</w:t>
+      </w:r>
+      <w:r>
+        <w:rPr>
+          <w:rFonts w:eastAsiaTheme="minorHAnsi" w:hint="eastAsia"/>
+        </w:rPr>
+        <w:t>。围绕主题概念，设计一个玩法机制</w:t>
+      </w:r>
+      <w:r>
+        <w:rPr>
+          <w:rFonts w:eastAsiaTheme="minorHAnsi" w:hint="eastAsia"/>
+        </w:rPr>
+        <w:t>与战斗、解密、区域特点相结合。需要包含（但不仅限于）怪物、宝箱</w:t>
+      </w:r>
+      <w:r>
+        <w:rPr>
+          <w:rFonts w:eastAsiaTheme="minorHAnsi" w:hint="eastAsia"/>
+        </w:rPr>
+        <w:t>、</w:t>
+      </w:r>
+      <w:r>
+        <w:rPr>
+          <w:rFonts w:eastAsiaTheme="minorHAnsi" w:hint="eastAsia"/>
+        </w:rPr>
+        <w:t>生态</w:t>
+      </w:r>
+      <w:r>
+        <w:rPr>
+          <w:rFonts w:eastAsiaTheme="minorHAnsi" w:hint="eastAsia"/>
+        </w:rPr>
+        <w:t>等要素的布设。</w:t>
       </w:r>
     </w:p>
     <w:p>
       <w:pPr>
         <w:ind w:firstLineChars="200" w:firstLine="420"/>
         <w:rPr>
-          <w:rFonts w:eastAsiaTheme="minorHAnsi"/>
-        </w:rPr>
-      </w:pPr>
-      <w:r>
-        <w:rPr>
-          <w:rFonts w:eastAsiaTheme="minorHAnsi" w:hint="eastAsia"/>
-        </w:rPr>
-        <w:t>设计一个约3</w:t>
-      </w:r>
-      <w:r>
-        <w:rPr>
-          <w:rFonts w:eastAsiaTheme="minorHAnsi"/>
-        </w:rPr>
-        <w:t>00*300</w:t>
-      </w:r>
-      <w:r>
-        <w:rPr>
-          <w:rFonts w:eastAsiaTheme="minorHAnsi" w:hint="eastAsia"/>
-        </w:rPr>
-        <w:t>m大小的开放关卡区域并赋予一个主题概念</w:t>
-      </w:r>
-      <w:r>
-        <w:rPr>
-          <w:rFonts w:eastAsiaTheme="minorHAnsi" w:hint="eastAsia"/>
-        </w:rPr>
-        <w:t>（例如：古代森林、赛博都市、蒸汽沙海等等）</w:t>
-      </w:r>
-      <w:r>
-        <w:rPr>
-          <w:rFonts w:eastAsiaTheme="minorHAnsi" w:hint="eastAsia"/>
-        </w:rPr>
-        <w:t>。围绕主题概念，设计一个玩法机制</w:t>
-      </w:r>
-      <w:r>
-        <w:rPr>
-          <w:rFonts w:eastAsiaTheme="minorHAnsi" w:hint="eastAsia"/>
-        </w:rPr>
-        <w:t>与战斗、解密、区域特点相结合。需要包含（但不仅限于）怪物、宝箱</w:t>
-      </w:r>
-      <w:r>
-        <w:rPr>
-          <w:rFonts w:eastAsiaTheme="minorHAnsi" w:hint="eastAsia"/>
-        </w:rPr>
-        <w:t>、</w:t>
-      </w:r>
-      <w:r>
-        <w:rPr>
-          <w:rFonts w:eastAsiaTheme="minorHAnsi" w:hint="eastAsia"/>
-        </w:rPr>
-        <w:t>生态</w:t>
-      </w:r>
-      <w:r>
-        <w:rPr>
-          <w:rFonts w:eastAsiaTheme="minorHAnsi" w:hint="eastAsia"/>
-        </w:rPr>
-        <w:t>等要素的布设。</w:t>
-      </w:r>
-    </w:p>
-    <w:p>
-      <w:pPr>
-        <w:ind w:firstLineChars="200" w:firstLine="420"/>
-        <w:rPr>
-          <w:rFonts w:eastAsiaTheme="minorHAnsi"/>
-        </w:rPr>
-      </w:pPr>
-    </w:p>
-    <w:p>
-      <w:pPr>
-        <w:rPr>
-          <w:rFonts w:eastAsiaTheme="minorHAnsi"/>
-        </w:rPr>
-      </w:pPr>
-    </w:p>
-    <w:p>
-      <w:pPr>
-        <w:rPr>
-          <w:rFonts w:eastAsiaTheme="minorHAnsi"/>
+          <w:rFonts w:eastAsiaTheme="minorHAnsi" w:hint="eastAsia"/>
+        </w:rPr>
+      </w:pPr>
+    </w:p>
+    <w:p>
+      <w:pPr>
+        <w:rPr>
+          <w:rFonts w:eastAsiaTheme="minorHAnsi" w:hint="eastAsia"/>
+        </w:rPr>
+      </w:pPr>
+    </w:p>
+    <w:p>
+      <w:pPr>
+        <w:rPr>
+          <w:rFonts w:eastAsiaTheme="minorHAnsi" w:hint="eastAsia"/>
           <w:b/>
         </w:rPr>
       </w:pPr>
@@ -150,7 +150,7 @@
         </w:numPr>
         <w:ind w:firstLineChars="0"/>
         <w:rPr>
-          <w:rFonts w:eastAsiaTheme="minorHAnsi"/>
+          <w:rFonts w:eastAsiaTheme="minorHAnsi" w:hint="eastAsia"/>
           <w:bCs/>
         </w:rPr>
       </w:pPr>
@@ -171,7 +171,7 @@
         </w:numPr>
         <w:ind w:firstLineChars="0"/>
         <w:rPr>
-          <w:rFonts w:eastAsiaTheme="minorHAnsi"/>
+          <w:rFonts w:eastAsiaTheme="minorHAnsi" w:hint="eastAsia"/>
         </w:rPr>
       </w:pPr>
       <w:r>
@@ -220,7 +220,7 @@
         </w:numPr>
         <w:ind w:firstLineChars="0"/>
         <w:rPr>
-          <w:rFonts w:eastAsiaTheme="minorHAnsi"/>
+          <w:rFonts w:eastAsiaTheme="minorHAnsi" w:hint="eastAsia"/>
         </w:rPr>
       </w:pPr>
       <w:r>
@@ -251,7 +251,7 @@
         </w:numPr>
         <w:ind w:firstLineChars="0"/>
         <w:rPr>
-          <w:rFonts w:eastAsiaTheme="minorHAnsi"/>
+          <w:rFonts w:eastAsiaTheme="minorHAnsi" w:hint="eastAsia"/>
         </w:rPr>
       </w:pPr>
       <w:r>
@@ -282,7 +282,7 @@
         </w:numPr>
         <w:ind w:firstLineChars="0"/>
         <w:rPr>
-          <w:rFonts w:eastAsiaTheme="minorHAnsi"/>
+          <w:rFonts w:eastAsiaTheme="minorHAnsi" w:hint="eastAsia"/>
         </w:rPr>
       </w:pPr>
       <w:r>
@@ -301,131 +301,186 @@
         </w:numPr>
         <w:ind w:firstLineChars="0"/>
         <w:rPr>
+          <w:rFonts w:eastAsiaTheme="minorHAnsi" w:hint="eastAsia"/>
+        </w:rPr>
+      </w:pPr>
+      <w:r>
+        <w:rPr>
+          <w:rFonts w:eastAsiaTheme="minorHAnsi" w:hint="eastAsia"/>
+        </w:rPr>
+        <w:t>使用</w:t>
+      </w:r>
+      <w:r>
+        <w:rPr>
           <w:rFonts w:eastAsiaTheme="minorHAnsi"/>
         </w:rPr>
-      </w:pPr>
-      <w:r>
-        <w:rPr>
-          <w:rFonts w:eastAsiaTheme="minorHAnsi" w:hint="eastAsia"/>
-        </w:rPr>
-        <w:t>使用</w:t>
+        <w:t>U</w:t>
+      </w:r>
+      <w:r>
+        <w:rPr>
+          <w:rFonts w:eastAsiaTheme="minorHAnsi" w:hint="eastAsia"/>
+        </w:rPr>
+        <w:t>nreal</w:t>
       </w:r>
       <w:r>
         <w:rPr>
           <w:rFonts w:eastAsiaTheme="minorHAnsi"/>
         </w:rPr>
-        <w:t>U</w:t>
-      </w:r>
-      <w:r>
-        <w:rPr>
-          <w:rFonts w:eastAsiaTheme="minorHAnsi" w:hint="eastAsia"/>
-        </w:rPr>
-        <w:t>nreal</w:t>
-      </w:r>
+        <w:t xml:space="preserve">5 </w:t>
+      </w:r>
+      <w:r>
+        <w:rPr>
+          <w:rFonts w:eastAsiaTheme="minorHAnsi" w:hint="eastAsia"/>
+        </w:rPr>
+        <w:t>搭建关卡白盒。</w:t>
+      </w:r>
+    </w:p>
+    <w:p>
+      <w:pPr>
+        <w:rPr>
+          <w:rFonts w:eastAsiaTheme="minorHAnsi" w:hint="eastAsia"/>
+        </w:rPr>
+      </w:pPr>
+    </w:p>
+    <w:p>
+      <w:pPr>
+        <w:pStyle w:val="2"/>
+        <w:rPr>
+          <w:rFonts w:asciiTheme="minorHAnsi" w:eastAsiaTheme="minorHAnsi" w:hAnsiTheme="minorHAnsi" w:hint="eastAsia"/>
+        </w:rPr>
+      </w:pPr>
+      <w:r>
+        <w:rPr>
+          <w:rFonts w:asciiTheme="minorHAnsi" w:eastAsiaTheme="minorHAnsi" w:hAnsiTheme="minorHAnsi"/>
+        </w:rPr>
+        <w:t>输出：</w:t>
+      </w:r>
+      <w:r>
+        <w:rPr>
+          <w:rFonts w:asciiTheme="minorHAnsi" w:eastAsiaTheme="minorHAnsi" w:hAnsiTheme="minorHAnsi" w:hint="eastAsia"/>
+        </w:rPr>
+        <w:t>·</w:t>
+      </w:r>
+    </w:p>
+    <w:p>
+      <w:pPr>
+        <w:rPr>
+          <w:rFonts w:eastAsiaTheme="minorHAnsi" w:hint="eastAsia"/>
+          <w:strike/>
+          <w:sz w:val="22"/>
+          <w:szCs w:val="24"/>
+        </w:rPr>
+      </w:pPr>
       <w:r>
         <w:rPr>
           <w:rFonts w:eastAsiaTheme="minorHAnsi"/>
-        </w:rPr>
-        <w:t xml:space="preserve">5 </w:t>
-      </w:r>
-      <w:r>
-        <w:rPr>
-          <w:rFonts w:eastAsiaTheme="minorHAnsi" w:hint="eastAsia"/>
-        </w:rPr>
-        <w:t>搭建关卡白盒。</w:t>
-      </w:r>
-    </w:p>
-    <w:p>
-      <w:pPr>
+          <w:strike/>
+          <w:sz w:val="22"/>
+          <w:szCs w:val="24"/>
+        </w:rPr>
+        <w:t>1. 关卡设计文档</w:t>
+      </w:r>
+      <w:r>
+        <w:rPr>
+          <w:rFonts w:eastAsiaTheme="minorHAnsi" w:hint="eastAsia"/>
+          <w:strike/>
+          <w:sz w:val="22"/>
+          <w:szCs w:val="24"/>
+        </w:rPr>
+        <w:t>；</w:t>
+      </w:r>
+      <w:r>
         <w:rPr>
           <w:rFonts w:eastAsiaTheme="minorHAnsi"/>
-        </w:rPr>
-      </w:pPr>
-    </w:p>
-    <w:p>
-      <w:pPr>
-        <w:pStyle w:val="2"/>
-        <w:rPr>
-          <w:rFonts w:asciiTheme="minorHAnsi" w:eastAsiaTheme="minorHAnsi" w:hAnsiTheme="minorHAnsi"/>
-        </w:rPr>
-      </w:pPr>
-      <w:r>
-        <w:rPr>
-          <w:rFonts w:asciiTheme="minorHAnsi" w:eastAsiaTheme="minorHAnsi" w:hAnsiTheme="minorHAnsi"/>
-        </w:rPr>
-        <w:t>输出：</w:t>
-      </w:r>
-      <w:r>
-        <w:rPr>
-          <w:rFonts w:asciiTheme="minorHAnsi" w:eastAsiaTheme="minorHAnsi" w:hAnsiTheme="minorHAnsi" w:hint="eastAsia"/>
-        </w:rPr>
-        <w:t>·</w:t>
-      </w:r>
-    </w:p>
-    <w:p>
-      <w:pPr>
+          <w:strike/>
+          <w:sz w:val="22"/>
+          <w:szCs w:val="24"/>
+        </w:rPr>
+        <w:t xml:space="preserve"> </w:t>
+      </w:r>
+    </w:p>
+    <w:p>
+      <w:pPr>
+        <w:rPr>
+          <w:rFonts w:eastAsiaTheme="minorHAnsi" w:hint="eastAsia"/>
+          <w:sz w:val="22"/>
+          <w:szCs w:val="24"/>
+        </w:rPr>
+      </w:pPr>
+      <w:r>
         <w:rPr>
           <w:rFonts w:eastAsiaTheme="minorHAnsi"/>
           <w:sz w:val="22"/>
           <w:szCs w:val="24"/>
         </w:rPr>
-      </w:pPr>
+        <w:t>2. 关卡</w:t>
+      </w:r>
+      <w:proofErr w:type="gramStart"/>
       <w:r>
         <w:rPr>
           <w:rFonts w:eastAsiaTheme="minorHAnsi"/>
           <w:sz w:val="22"/>
           <w:szCs w:val="24"/>
         </w:rPr>
-        <w:t>1. 关卡设计文档</w:t>
-      </w:r>
-      <w:r>
-        <w:rPr>
-          <w:rFonts w:eastAsiaTheme="minorHAnsi" w:hint="eastAsia"/>
-          <w:sz w:val="22"/>
-          <w:szCs w:val="24"/>
-        </w:rPr>
-        <w:t>；</w:t>
-      </w:r>
+        <w:t>白盒结构</w:t>
+      </w:r>
+      <w:proofErr w:type="gramEnd"/>
       <w:r>
         <w:rPr>
           <w:rFonts w:eastAsiaTheme="minorHAnsi"/>
           <w:sz w:val="22"/>
           <w:szCs w:val="24"/>
         </w:rPr>
-        <w:t xml:space="preserve"> </w:t>
-      </w:r>
-    </w:p>
-    <w:p>
-      <w:pPr>
+        <w:t>与说明以及相关模型</w:t>
+      </w:r>
+      <w:r>
+        <w:rPr>
+          <w:rFonts w:eastAsiaTheme="minorHAnsi" w:hint="eastAsia"/>
+          <w:sz w:val="22"/>
+          <w:szCs w:val="24"/>
+        </w:rPr>
+        <w:t>/工程</w:t>
+      </w:r>
+      <w:r>
         <w:rPr>
           <w:rFonts w:eastAsiaTheme="minorHAnsi"/>
           <w:sz w:val="22"/>
           <w:szCs w:val="24"/>
         </w:rPr>
-      </w:pPr>
+        <w:t>文件</w:t>
+      </w:r>
+      <w:r>
+        <w:rPr>
+          <w:rFonts w:eastAsiaTheme="minorHAnsi" w:hint="eastAsia"/>
+          <w:sz w:val="22"/>
+          <w:szCs w:val="24"/>
+        </w:rPr>
+        <w:t>；</w:t>
+      </w:r>
       <w:r>
         <w:rPr>
           <w:rFonts w:eastAsiaTheme="minorHAnsi"/>
           <w:sz w:val="22"/>
           <w:szCs w:val="24"/>
         </w:rPr>
-        <w:t>2. 关卡白盒结构与说明以及相关模型</w:t>
-      </w:r>
-      <w:r>
+        <w:t xml:space="preserve"> </w:t>
+      </w:r>
+    </w:p>
+    <w:p>
+      <w:pPr>
         <w:rPr>
           <w:rFonts w:eastAsiaTheme="minorHAnsi" w:hint="eastAsia"/>
           <w:sz w:val="22"/>
           <w:szCs w:val="24"/>
         </w:rPr>
-        <w:t>/工程</w:t>
-      </w:r>
+      </w:pPr>
       <w:r>
         <w:rPr>
           <w:rFonts w:eastAsiaTheme="minorHAnsi"/>
           <w:sz w:val="22"/>
           <w:szCs w:val="24"/>
         </w:rPr>
-        <w:t>文件</w:t>
+        <w:t xml:space="preserve">3. </w:t>
       </w:r>
       <w:r>
         <w:rPr>
@@ -433,43 +488,16 @@
           <w:sz w:val="22"/>
           <w:szCs w:val="24"/>
         </w:rPr>
-        <w:t>；</w:t>
-      </w:r>
-      <w:r>
-        <w:rPr>
-          <w:rFonts w:eastAsiaTheme="minorHAnsi"/>
-          <w:sz w:val="22"/>
-          <w:szCs w:val="24"/>
-        </w:rPr>
-        <w:t xml:space="preserve"> </w:t>
-      </w:r>
-    </w:p>
-    <w:p>
-      <w:pPr>
-        <w:rPr>
-          <w:rFonts w:eastAsiaTheme="minorHAnsi"/>
-          <w:sz w:val="22"/>
-          <w:szCs w:val="24"/>
-        </w:rPr>
-      </w:pPr>
-      <w:r>
-        <w:rPr>
-          <w:rFonts w:eastAsiaTheme="minorHAnsi"/>
-          <w:sz w:val="22"/>
-          <w:szCs w:val="24"/>
-        </w:rPr>
-        <w:t xml:space="preserve">3. </w:t>
-      </w:r>
-      <w:r>
-        <w:rPr>
-          <w:rFonts w:eastAsiaTheme="minorHAnsi" w:hint="eastAsia"/>
-          <w:sz w:val="22"/>
-          <w:szCs w:val="24"/>
-        </w:rPr>
         <w:t>关卡白盒跑测录像。</w:t>
       </w:r>
     </w:p>
-    <w:p/>
+    <w:p>
+      <w:pPr>
+        <w:rPr>
+          <w:rFonts w:hint="eastAsia"/>
+        </w:rPr>
+      </w:pPr>
+    </w:p>
     <w:sectPr>
       <w:pgSz w:w="11906" w:h="16838"/>
       <w:pgMar w:top="1440" w:right="1800" w:bottom="1440" w:left="1800" w:header="851" w:footer="992" w:gutter="0"/>
@@ -481,9 +509,14 @@
 </file>
 
 <file path=word/endnotes.xml><?xml version="1.0" encoding="utf-8"?>
-<w:endnotes xmlns:wpc="http://schemas.microsoft.com/office/word/2010/wordprocessingCanvas" xmlns:cx="http://schemas.microsoft.com/office/drawing/2014/chartex" xmlns:cx1="http://schemas.microsoft.com/office/drawing/2015/9/8/chartex" xmlns:cx2="http://schemas.microsoft.com/office/drawing/2015/10/21/chartex" xmlns:cx3="http://schemas.microsoft.com/office/drawing/2016/5/9/chartex" xmlns:cx4="http://schemas.microsoft.com/office/drawing/2016/5/10/chartex" xmlns:cx5="http://schemas.microsoft.com/office/drawing/2016/5/11/chartex" xmlns:cx6="http://schemas.microsoft.com/office/drawing/2016/5/12/chartex" xmlns:cx7="http://schemas.microsoft.com/office/drawing/2016/5/13/chartex" xmlns:cx8="http://schemas.microsoft.com/office/drawing/2016/5/14/chartex" xmlns:mc="http://schemas.openxmlformats.org/markup-compatibility/2006" xmlns:aink="http://schemas.microsoft.com/office/drawing/2016/ink" xmlns:am3d="http://schemas.microsoft.com/office/drawing/2017/model3d" xmlns:o="urn:schemas-microsoft-com:office:office" xmlns:r="http://schemas.openxmlformats.org/officeDocument/2006/relationships" xmlns:m="http://schemas.openxmlformats.org/officeDocument/2006/math" xmlns:v="urn:schemas-microsoft-com:vml" xmlns:wp14="http://schemas.microsoft.com/office/word/2010/wordprocessingDrawing" xmlns:wp="http://schemas.openxmlformats.org/drawingml/2006/wordprocessingDrawing" xmlns:w10="urn:schemas-microsoft-com:office:word" xmlns:w="http://schemas.openxmlformats.org/wordprocessingml/2006/main" xmlns:w14="http://schemas.microsoft.com/office/word/2010/wordml" xmlns:w15="http://schemas.microsoft.com/office/word/2012/wordml" xmlns:w16cex="http://schemas.microsoft.com/office/word/2018/wordml/cex" xmlns:w16cid="http://schemas.microsoft.com/office/word/2016/wordml/cid" xmlns:w16="http://schemas.microsoft.com/office/word/2018/wordml" xmlns:w16sdtdh="http://schemas.microsoft.com/office/word/2020/wordml/sdtdatahash" xmlns:w16se="http://schemas.microsoft.com/office/word/2015/wordml/symex" xmlns:wpg="http://schemas.microsoft.com/office/word/2010/wordprocessingGroup" xmlns:wpi="http://schemas.microsoft.com/office/word/2010/wordprocessingInk" xmlns:wne="http://schemas.microsoft.com/office/word/2006/wordml" xmlns:wps="http://schemas.microsoft.com/office/word/2010/wordprocessingShape" mc:Ignorable="w14 w15 w16se w16cid w16 w16cex w16sdtdh wp14">
+<w:endnotes xmlns:wpc="http://schemas.microsoft.com/office/word/2010/wordprocessingCanvas" xmlns:cx="http://schemas.microsoft.com/office/drawing/2014/chartex" xmlns:cx1="http://schemas.microsoft.com/office/drawing/2015/9/8/chartex" xmlns:cx2="http://schemas.microsoft.com/office/drawing/2015/10/21/chartex" xmlns:cx3="http://schemas.microsoft.com/office/drawing/2016/5/9/chartex" xmlns:cx4="http://schemas.microsoft.com/office/drawing/2016/5/10/chartex" xmlns:cx5="http://schemas.microsoft.com/office/drawing/2016/5/11/chartex" xmlns:cx6="http://schemas.microsoft.com/office/drawing/2016/5/12/chartex" xmlns:cx7="http://schemas.microsoft.com/office/drawing/2016/5/13/chartex" xmlns:cx8="http://schemas.microsoft.com/office/drawing/2016/5/14/chartex" xmlns:mc="http://schemas.openxmlformats.org/markup-compatibility/2006" xmlns:aink="http://schemas.microsoft.com/office/drawing/2016/ink" xmlns:am3d="http://schemas.microsoft.com/office/drawing/2017/model3d" xmlns:o="urn:schemas-microsoft-com:office:office" xmlns:oel="http://schemas.microsoft.com/office/2019/extlst" xmlns:r="http://schemas.openxmlformats.org/officeDocument/2006/relationships" xmlns:m="http://schemas.openxmlformats.org/officeDocument/2006/math" xmlns:v="urn:schemas-microsoft-com:vml" xmlns:wp14="http://schemas.microsoft.com/office/word/2010/wordprocessingDrawing" xmlns:wp="http://schemas.openxmlformats.org/drawingml/2006/wordprocessingDrawing" xmlns:w10="urn:schemas-microsoft-com:office:word" xmlns:w="http://schemas.openxmlformats.org/wordprocessingml/2006/main" xmlns:w14="http://schemas.microsoft.com/office/word/2010/wordml" xmlns:w15="http://schemas.microsoft.com/office/word/2012/wordml" xmlns:w16cex="http://schemas.microsoft.com/office/word/2018/wordml/cex" xmlns:w16cid="http://schemas.microsoft.com/office/word/2016/wordml/cid" xmlns:w16="http://schemas.microsoft.com/office/word/2018/wordml" xmlns:w16sdtdh="http://schemas.microsoft.com/office/word/2020/wordml/sdtdatahash" xmlns:w16se="http://schemas.microsoft.com/office/word/2015/wordml/symex" xmlns:wpg="http://schemas.microsoft.com/office/word/2010/wordprocessingGroup" xmlns:wpi="http://schemas.microsoft.com/office/word/2010/wordprocessingInk" xmlns:wne="http://schemas.microsoft.com/office/word/2006/wordml" xmlns:wps="http://schemas.microsoft.com/office/word/2010/wordprocessingShape" mc:Ignorable="w14 w15 w16se w16cid w16 w16cex w16sdtdh wp14">
   <w:endnote w:type="separator" w:id="-1">
     <w:p>
+      <w:pPr>
+        <w:rPr>
+          <w:rFonts w:hint="eastAsia"/>
+        </w:rPr>
+      </w:pPr>
       <w:r>
         <w:separator/>
       </w:r>
@@ -491,6 +524,11 @@
   </w:endnote>
   <w:endnote w:type="continuationSeparator" w:id="0">
     <w:p>
+      <w:pPr>
+        <w:rPr>
+          <w:rFonts w:hint="eastAsia"/>
+        </w:rPr>
+      </w:pPr>
       <w:r>
         <w:continuationSeparator/>
       </w:r>
@@ -500,9 +538,14 @@
 </file>
 
 <file path=word/footnotes.xml><?xml version="1.0" encoding="utf-8"?>
-<w:footnotes xmlns:wpc="http://schemas.microsoft.com/office/word/2010/wordprocessingCanvas" xmlns:cx="http://schemas.microsoft.com/office/drawing/2014/chartex" xmlns:cx1="http://schemas.microsoft.com/office/drawing/2015/9/8/chartex" xmlns:cx2="http://schemas.microsoft.com/office/drawing/2015/10/21/chartex" xmlns:cx3="http://schemas.microsoft.com/office/drawing/2016/5/9/chartex" xmlns:cx4="http://schemas.microsoft.com/office/drawing/2016/5/10/chartex" xmlns:cx5="http://schemas.microsoft.com/office/drawing/2016/5/11/chartex" xmlns:cx6="http://schemas.microsoft.com/office/drawing/2016/5/12/chartex" xmlns:cx7="http://schemas.microsoft.com/office/drawing/2016/5/13/chartex" xmlns:cx8="http://schemas.microsoft.com/office/drawing/2016/5/14/chartex" xmlns:mc="http://schemas.openxmlformats.org/markup-compatibility/2006" xmlns:aink="http://schemas.microsoft.com/office/drawing/2016/ink" xmlns:am3d="http://schemas.microsoft.com/office/drawing/2017/model3d" xmlns:o="urn:schemas-microsoft-com:office:office" xmlns:r="http://schemas.openxmlformats.org/officeDocument/2006/relationships" xmlns:m="http://schemas.openxmlformats.org/officeDocument/2006/math" xmlns:v="urn:schemas-microsoft-com:vml" xmlns:wp14="http://schemas.microsoft.com/office/word/2010/wordprocessingDrawing" xmlns:wp="http://schemas.openxmlformats.org/drawingml/2006/wordprocessingDrawing" xmlns:w10="urn:schemas-microsoft-com:office:word" xmlns:w="http://schemas.openxmlformats.org/wordprocessingml/2006/main" xmlns:w14="http://schemas.microsoft.com/office/word/2010/wordml" xmlns:w15="http://schemas.microsoft.com/office/word/2012/wordml" xmlns:w16cex="http://schemas.microsoft.com/office/word/2018/wordml/cex" xmlns:w16cid="http://schemas.microsoft.com/office/word/2016/wordml/cid" xmlns:w16="http://schemas.microsoft.com/office/word/2018/wordml" xmlns:w16sdtdh="http://schemas.microsoft.com/office/word/2020/wordml/sdtdatahash" xmlns:w16se="http://schemas.microsoft.com/office/word/2015/wordml/symex" xmlns:wpg="http://schemas.microsoft.com/office/word/2010/wordprocessingGroup" xmlns:wpi="http://schemas.microsoft.com/office/word/2010/wordprocessingInk" xmlns:wne="http://schemas.microsoft.com/office/word/2006/wordml" xmlns:wps="http://schemas.microsoft.com/office/word/2010/wordprocessingShape" mc:Ignorable="w14 w15 w16se w16cid w16 w16cex w16sdtdh wp14">
+<w:footnotes xmlns:wpc="http://schemas.microsoft.com/office/word/2010/wordprocessingCanvas" xmlns:cx="http://schemas.microsoft.com/office/drawing/2014/chartex" xmlns:cx1="http://schemas.microsoft.com/office/drawing/2015/9/8/chartex" xmlns:cx2="http://schemas.microsoft.com/office/drawing/2015/10/21/chartex" xmlns:cx3="http://schemas.microsoft.com/office/drawing/2016/5/9/chartex" xmlns:cx4="http://schemas.microsoft.com/office/drawing/2016/5/10/chartex" xmlns:cx5="http://schemas.microsoft.com/office/drawing/2016/5/11/chartex" xmlns:cx6="http://schemas.microsoft.com/office/drawing/2016/5/12/chartex" xmlns:cx7="http://schemas.microsoft.com/office/drawing/2016/5/13/chartex" xmlns:cx8="http://schemas.microsoft.com/office/drawing/2016/5/14/chartex" xmlns:mc="http://schemas.openxmlformats.org/markup-compatibility/2006" xmlns:aink="http://schemas.microsoft.com/office/drawing/2016/ink" xmlns:am3d="http://schemas.microsoft.com/office/drawing/2017/model3d" xmlns:o="urn:schemas-microsoft-com:office:office" xmlns:oel="http://schemas.microsoft.com/office/2019/extlst" xmlns:r="http://schemas.openxmlformats.org/officeDocument/2006/relationships" xmlns:m="http://schemas.openxmlformats.org/officeDocument/2006/math" xmlns:v="urn:schemas-microsoft-com:vml" xmlns:wp14="http://schemas.microsoft.com/office/word/2010/wordprocessingDrawing" xmlns:wp="http://schemas.openxmlformats.org/drawingml/2006/wordprocessingDrawing" xmlns:w10="urn:schemas-microsoft-com:office:word" xmlns:w="http://schemas.openxmlformats.org/wordprocessingml/2006/main" xmlns:w14="http://schemas.microsoft.com/office/word/2010/wordml" xmlns:w15="http://schemas.microsoft.com/office/word/2012/wordml" xmlns:w16cex="http://schemas.microsoft.com/office/word/2018/wordml/cex" xmlns:w16cid="http://schemas.microsoft.com/office/word/2016/wordml/cid" xmlns:w16="http://schemas.microsoft.com/office/word/2018/wordml" xmlns:w16sdtdh="http://schemas.microsoft.com/office/word/2020/wordml/sdtdatahash" xmlns:w16se="http://schemas.microsoft.com/office/word/2015/wordml/symex" xmlns:wpg="http://schemas.microsoft.com/office/word/2010/wordprocessingGroup" xmlns:wpi="http://schemas.microsoft.com/office/word/2010/wordprocessingInk" xmlns:wne="http://schemas.microsoft.com/office/word/2006/wordml" xmlns:wps="http://schemas.microsoft.com/office/word/2010/wordprocessingShape" mc:Ignorable="w14 w15 w16se w16cid w16 w16cex w16sdtdh wp14">
   <w:footnote w:type="separator" w:id="-1">
     <w:p>
+      <w:pPr>
+        <w:rPr>
+          <w:rFonts w:hint="eastAsia"/>
+        </w:rPr>
+      </w:pPr>
       <w:r>
         <w:separator/>
       </w:r>
@@ -510,6 +553,11 @@
   </w:footnote>
   <w:footnote w:type="continuationSeparator" w:id="0">
     <w:p>
+      <w:pPr>
+        <w:rPr>
+          <w:rFonts w:hint="eastAsia"/>
+        </w:rPr>
+      </w:pPr>
       <w:r>
         <w:continuationSeparator/>
       </w:r>
@@ -519,7 +567,7 @@
 </file>
 
 <file path=word/numbering.xml><?xml version="1.0" encoding="utf-8"?>
-<w:numbering xmlns:wpc="http://schemas.microsoft.com/office/word/2010/wordprocessingCanvas" xmlns:cx="http://schemas.microsoft.com/office/drawing/2014/chartex" xmlns:cx1="http://schemas.microsoft.com/office/drawing/2015/9/8/chartex" xmlns:cx2="http://schemas.microsoft.com/office/drawing/2015/10/21/chartex" xmlns:cx3="http://schemas.microsoft.com/office/drawing/2016/5/9/chartex" xmlns:cx4="http://schemas.microsoft.com/office/drawing/2016/5/10/chartex" xmlns:cx5="http://schemas.microsoft.com/office/drawing/2016/5/11/chartex" xmlns:cx6="http://schemas.microsoft.com/office/drawing/2016/5/12/chartex" xmlns:cx7="http://schemas.microsoft.com/office/drawing/2016/5/13/chartex" xmlns:cx8="http://schemas.microsoft.com/office/drawing/2016/5/14/chartex" xmlns:mc="http://schemas.openxmlformats.org/markup-compatibility/2006" xmlns:aink="http://schemas.microsoft.com/office/drawing/2016/ink" xmlns:am3d="http://schemas.microsoft.com/office/drawing/2017/model3d" xmlns:o="urn:schemas-microsoft-com:office:office" xmlns:r="http://schemas.openxmlformats.org/officeDocument/2006/relationships" xmlns:m="http://schemas.openxmlformats.org/officeDocument/2006/math" xmlns:v="urn:schemas-microsoft-com:vml" xmlns:wp14="http://schemas.microsoft.com/office/word/2010/wordprocessingDrawing" xmlns:wp="http://schemas.openxmlformats.org/drawingml/2006/wordprocessingDrawing" xmlns:w10="urn:schemas-microsoft-com:office:word" xmlns:w="http://schemas.openxmlformats.org/wordprocessingml/2006/main" xmlns:w14="http://schemas.microsoft.com/office/word/2010/wordml" xmlns:w15="http://schemas.microsoft.com/office/word/2012/wordml" xmlns:w16cex="http://schemas.microsoft.com/office/word/2018/wordml/cex" xmlns:w16cid="http://schemas.microsoft.com/office/word/2016/wordml/cid" xmlns:w16="http://schemas.microsoft.com/office/word/2018/wordml" xmlns:w16sdtdh="http://schemas.microsoft.com/office/word/2020/wordml/sdtdatahash" xmlns:w16se="http://schemas.microsoft.com/office/word/2015/wordml/symex" xmlns:wpg="http://schemas.microsoft.com/office/word/2010/wordprocessingGroup" xmlns:wpi="http://schemas.microsoft.com/office/word/2010/wordprocessingInk" xmlns:wne="http://schemas.microsoft.com/office/word/2006/wordml" xmlns:wps="http://schemas.microsoft.com/office/word/2010/wordprocessingShape" mc:Ignorable="w14 w15 w16se w16cid w16 w16cex w16sdtdh wp14">
+<w:numbering xmlns:wpc="http://schemas.microsoft.com/office/word/2010/wordprocessingCanvas" xmlns:cx="http://schemas.microsoft.com/office/drawing/2014/chartex" xmlns:cx1="http://schemas.microsoft.com/office/drawing/2015/9/8/chartex" xmlns:cx2="http://schemas.microsoft.com/office/drawing/2015/10/21/chartex" xmlns:cx3="http://schemas.microsoft.com/office/drawing/2016/5/9/chartex" xmlns:cx4="http://schemas.microsoft.com/office/drawing/2016/5/10/chartex" xmlns:cx5="http://schemas.microsoft.com/office/drawing/2016/5/11/chartex" xmlns:cx6="http://schemas.microsoft.com/office/drawing/2016/5/12/chartex" xmlns:cx7="http://schemas.microsoft.com/office/drawing/2016/5/13/chartex" xmlns:cx8="http://schemas.microsoft.com/office/drawing/2016/5/14/chartex" xmlns:mc="http://schemas.openxmlformats.org/markup-compatibility/2006" xmlns:aink="http://schemas.microsoft.com/office/drawing/2016/ink" xmlns:am3d="http://schemas.microsoft.com/office/drawing/2017/model3d" xmlns:o="urn:schemas-microsoft-com:office:office" xmlns:oel="http://schemas.microsoft.com/office/2019/extlst" xmlns:r="http://schemas.openxmlformats.org/officeDocument/2006/relationships" xmlns:m="http://schemas.openxmlformats.org/officeDocument/2006/math" xmlns:v="urn:schemas-microsoft-com:vml" xmlns:wp14="http://schemas.microsoft.com/office/word/2010/wordprocessingDrawing" xmlns:wp="http://schemas.openxmlformats.org/drawingml/2006/wordprocessingDrawing" xmlns:w10="urn:schemas-microsoft-com:office:word" xmlns:w="http://schemas.openxmlformats.org/wordprocessingml/2006/main" xmlns:w14="http://schemas.microsoft.com/office/word/2010/wordml" xmlns:w15="http://schemas.microsoft.com/office/word/2012/wordml" xmlns:w16cex="http://schemas.microsoft.com/office/word/2018/wordml/cex" xmlns:w16cid="http://schemas.microsoft.com/office/word/2016/wordml/cid" xmlns:w16="http://schemas.microsoft.com/office/word/2018/wordml" xmlns:w16sdtdh="http://schemas.microsoft.com/office/word/2020/wordml/sdtdatahash" xmlns:w16se="http://schemas.microsoft.com/office/word/2015/wordml/symex" xmlns:wpg="http://schemas.microsoft.com/office/word/2010/wordprocessingGroup" xmlns:wpi="http://schemas.microsoft.com/office/word/2010/wordprocessingInk" xmlns:wne="http://schemas.microsoft.com/office/word/2006/wordml" xmlns:wps="http://schemas.microsoft.com/office/word/2010/wordprocessingShape" mc:Ignorable="w14 w15 w16se w16cid w16 w16cex w16sdtdh wp14">
   <w:abstractNum w:abstractNumId="0" w15:restartNumberingAfterBreak="0">
     <w:nsid w:val="0C79224C"/>
     <w:multiLevelType w:val="multilevel"/>
@@ -700,10 +748,10 @@
       </w:pPr>
     </w:lvl>
   </w:abstractNum>
-  <w:num w:numId="1">
+  <w:num w:numId="1" w16cid:durableId="809253788">
     <w:abstractNumId w:val="1"/>
   </w:num>
-  <w:num w:numId="2">
+  <w:num w:numId="2" w16cid:durableId="1932228716">
     <w:abstractNumId w:val="0"/>
   </w:num>
 </w:numbering>
